--- a/docs/user-manual.docx
+++ b/docs/user-manual.docx
@@ -36,7 +36,7 @@
         <w:t xml:space="preserve"> </w:t>
       </w:r>
       <w:r>
-        <w:t xml:space="preserve">v8.3</w:t>
+        <w:t xml:space="preserve">v8.4</w:t>
       </w:r>
       <w:r>
         <w:t xml:space="preserve"> </w:t>
@@ -52,7 +52,7 @@
         <w:t xml:space="preserve"> </w:t>
       </w:r>
       <w:r>
-        <w:t xml:space="preserve">2026-04-02</w:t>
+        <w:t xml:space="preserve">2026-04-03</w:t>
       </w:r>
     </w:p>
     <w:p>
